--- a/Отчет_по_лабораторной_работе_№1_Вариант_7.docx
+++ b/Отчет_по_лабораторной_работе_№1_Вариант_7.docx
@@ -739,7 +739,7 @@
           <w:rFonts w:ascii="Times New Roman" w:hAnsi="Times New Roman" w:eastAsia="Times New Roman" w:cs="Times New Roman"/>
           <w:sz w:val="24"/>
         </w:rPr>
-        <w:t>5) обе программы скомпилированы компилятором GCC с флагами -Wall -Wextra -std=c11, предупреждений компилятор не выдал;</w:t>
+        <w:t>5) обе программы скомпилированы компилятором GCC с флагами -Wall -Wextra -std=c11 и подключением математической библиотеки (-lm), предупреждений компилятор не выдал;</w:t>
       </w:r>
     </w:p>
     <w:p>
@@ -829,7 +829,7 @@
           <w:rFonts w:ascii="Times New Roman" w:hAnsi="Times New Roman" w:eastAsia="Times New Roman" w:cs="Times New Roman"/>
           <w:sz w:val="24"/>
         </w:rPr>
-        <w:t>Вычислить и вывести на экран в виде таблицы значения функции F на интервале от Xнач. до Xкон. с шагом dX. Индивидуальное задание соответствует варианту 7 и приведено на рисунке 2.1.</w:t>
+        <w:t>Вычислить и вывести на экран в виде таблицы значения функции F на интервале от Xнач. до Xкон. с шагом dX. Индивидуальное задание соответствует варианту 7 и приведено на рисунке 2.1.</w:t>
       </w:r>
     </w:p>
     <w:p>
@@ -1380,7 +1380,7 @@
           <w:rFonts w:ascii="Times New Roman" w:hAnsi="Times New Roman" w:eastAsia="Times New Roman" w:cs="Times New Roman"/>
           <w:sz w:val="24"/>
         </w:rPr>
-        <w:t>Блок-схема алгоритма собственной программы приведена на рисунке 3.1. Цикл изображён блоком модификации (шестиугольником), в котором записаны начальное значение счётчика, условие продолжения и шаг. После выполнения тела цикла управление возвращается в этот блок. Когда i становится больше n, цикл завершается и программа переходит к блоку «Конец». Буквой L на схеме обозначено значение поразрядного выражения (в программе — переменная bitwise_cond).</w:t>
+        <w:t>Блок-схема алгоритма собственной программы приведена на рисунке 3.1. Цикл изображён блоком модификации (шестиугольником), в котором записаны начальное значение счётчика, условие продолжения и шаг. После выполнения тела цикла управление возвращается в этот блок. Когда i становится больше n, цикл завершается и программа переходит к блоку «Конец». Буквой L на схеме обозначено значение поразрядного выражения (в программе — переменная bitwise_cond).</w:t>
       </w:r>
     </w:p>
     <w:p>
@@ -1765,7 +1765,7 @@
           <w:rFonts w:ascii="Times New Roman" w:hAnsi="Times New Roman" w:eastAsia="Times New Roman" w:cs="Times New Roman"/>
           <w:sz w:val="24"/>
         </w:rPr>
-        <w:t>Алгоритм в целом совпадает с собственным решением, но отличается способом получения целой части, организацией цикла и некоторыми проверками. Подробно различия разобраны в разделе 4.</w:t>
+        <w:t>Алгоритм в целом совпадает с собственным решением, но отличается способом получения целой части, организацией цикла и некоторыми проверками. Подробно различия разобраны в разделе 4.</w:t>
       </w:r>
     </w:p>
     <w:p>
@@ -1810,7 +1810,7 @@
           <w:rFonts w:ascii="Times New Roman" w:hAnsi="Times New Roman" w:eastAsia="Times New Roman" w:cs="Times New Roman"/>
           <w:sz w:val="24"/>
         </w:rPr>
-        <w:t>Результаты сравнения двух программ по основным признакам приведены в таблице 4.1.</w:t>
+        <w:t>Результаты сравнения двух программ по основным признакам приведены в таблице 4.1.</w:t>
       </w:r>
     </w:p>
     <w:p>
@@ -2163,7 +2163,7 @@
                 <w:b w:val="0"/>
                 <w:sz w:val="20"/>
               </w:rPr>
-              <w:t>Под Windows через #ifdef _WIN32 включается кодировка UTF-8 для консоли; в Linux этот код не компилируется.</w:t>
+              <w:t>Под Windows через #ifdef _WIN32 включается кодировка UTF-8 для консоли; в Linux этот блок пропускается препроцессором.</w:t>
             </w:r>
           </w:p>
         </w:tc>
@@ -3477,7 +3477,7 @@
           <w:rFonts w:ascii="Times New Roman" w:hAnsi="Times New Roman" w:eastAsia="Times New Roman" w:cs="Times New Roman"/>
           <w:sz w:val="24"/>
         </w:rPr>
-        <w:t>Целые части: Ац = 2, Вц = 4, Сц = 1. Поразрядное выражение: (2 | 4) ^ (2 | 1) = 6 ^ 3 = 5. Оно не равно нулю, поэтому значения выводятся как действительные числа. При x от 0 до 4 работает первая ветвь: F = −2·x² − 4. При x = 5 и далее (c ≠ 0) работает третья ветвь: F = −x / 1. Результаты показаны на рисунках 4.1 и 4.2, значения совпадают.</w:t>
+        <w:t>Целые части: Ац = 2, Вц = 4, Сц = 1. Поразрядное выражение: (2 | 4) ^ (2 | 1) = 6 ^ 3 = 5. Оно не равно нулю, поэтому значения выводятся как действительные числа. При x от 0 до 4 работает первая ветвь: F = −2·x² − 4. При x = 5 и далее (c ≠ 0) работает третья ветвь: F = −x / 1. Результаты показаны на рисунках 4.1 и 4.2, значения совпадают.</w:t>
       </w:r>
     </w:p>
     <w:p>
@@ -3623,7 +3623,7 @@
           <w:rFonts w:ascii="Times New Roman" w:hAnsi="Times New Roman" w:eastAsia="Times New Roman" w:cs="Times New Roman"/>
           <w:sz w:val="24"/>
         </w:rPr>
-        <w:t>Целые части: Ац = 3, Вц = 1, Сц = 0. Поразрядное выражение: (3 | 1) ^ (3 | 0) = 3 ^ 3 = 0, поэтому значения выводятся как целые числа. При x от 3 до 5 работает третья ветвь, а так как c = 0, функция не определена. При x от 6 до 8 работает вторая ветвь: F = (x − 3.2) / x. Получаются значения 0.4667, 0.5429 и 0.6000, которые при выводе округляются до 0, 1 и 1. Результаты показаны на рисунках 4.3 и 4.4, значения совпадают.</w:t>
+        <w:t>Целые части: Ац = 3, Вц = 1, Сц = 0. Поразрядное выражение: (3 | 1) ^ (3 | 0) = 3 ^ 3 = 0, поэтому значения выводятся как целые числа. При x от 3 до 5 работает третья ветвь, а так как c = 0, функция не определена. При x от 6 до 8 работает вторая ветвь: F = (x − 3.2) / x. Получаются значения 0.4667, 0.5429 и 0.6000, которые при выводе округляются до 0, 1 и 1. Результаты показаны на рисунках 4.3 и 4.4, значения совпадают.</w:t>
       </w:r>
     </w:p>
     <w:p>
@@ -3784,7 +3784,7 @@
           <w:rFonts w:ascii="Times New Roman" w:hAnsi="Times New Roman" w:eastAsia="Times New Roman" w:cs="Times New Roman"/>
           <w:sz w:val="24"/>
         </w:rPr>
-        <w:t>После этого собственная программа была исправлена: x вычисляется по номеру шага, а сравнение с границей выполняется с допуском. На рисунках 4.5 и 4.6 показана работа исправленной программы и программы нейросети, значения совпадают.</w:t>
+        <w:t>После этого собственная программа была исправлена: x вычисляется по номеру шага, а сравнение с границей выполняется с допуском. На рисунках 4.5 и 4.6 показана работа исправленной программы и программы нейросети, значения совпадают.</w:t>
       </w:r>
     </w:p>
     <w:p>
@@ -3930,7 +3930,7 @@
           <w:rFonts w:ascii="Times New Roman" w:hAnsi="Times New Roman" w:eastAsia="Times New Roman" w:cs="Times New Roman"/>
           <w:sz w:val="24"/>
         </w:rPr>
-        <w:t>В собственной программе Ац = floor(−0.5) = −1, Вц = 2, Сц = 1, и выражение равно (−1 | 2) ^ (−1 | 1) = (−1) ^ (−1) = 0, то есть вывод целый. В программе DeepSeek Ац = trunc(−0.5) = 0, выражение равно (0 | 2) ^ (0 | 1) = 2 ^ 1 = 3, и вывод действительный. Сами значения функции одинаковые (2.2; 5.7; −5; −6), но собственная программа выводит их округлёнными до целого, а программа нейросети — с четырьмя знаками после запятой (рисунки 4.7 и 4.8). Заданию соответствует первый вариант: в примере из методических указаний целая часть берётся функцией floor.</w:t>
+        <w:t>В собственной программе Ац = floor(−0.5) = −1, Вц = 2, Сц = 1, и выражение равно (−1 | 2) ^ (−1 | 1) = (−1) ^ (−1) = 0, то есть вывод целый. В программе DeepSeek Ац = trunc(−0.5) = 0, выражение равно (0 | 2) ^ (0 | 1) = 2 ^ 1 = 3, и вывод действительный. Сами значения функции одинаковые (2.2; 5.7; −5; −6), но собственная программа выводит их округлёнными до целого, а программа нейросети — с четырьмя знаками после запятой (рисунки 4.7 и 4.8). Заданию соответствует первый вариант: в примере из методических указаний целая часть берётся функцией floor.</w:t>
       </w:r>
     </w:p>
     <w:p>
@@ -4128,7 +4128,7 @@
           <w:rFonts w:ascii="Times New Roman" w:hAnsi="Times New Roman" w:eastAsia="Times New Roman" w:cs="Times New Roman"/>
           <w:sz w:val="24"/>
         </w:rPr>
-        <w:t>Основной вывод работы: вещественные числа, полученные в результате вычислений, нельзя сравнивать с границей напрямую, а сгенерированный код нельзя использовать без проверки — его нужно сверять с условием задания и тестировать на граничных значениях. Цель лабораторной работы достигнута.</w:t>
+        <w:t>Основной вывод работы: если аргумент вычисляется с дробным шагом, прямое сравнение с граничным значением может привести к выбору не той ветви из-за погрешности представления чисел типа double. Сгенерированный код тоже нельзя использовать без проверки — его нужно сверять с условием задания и тестировать на граничных значениях. Цель лабораторной работы достигнута.</w:t>
       </w:r>
     </w:p>
     <w:p>
